--- a/bot/templates/template.docx
+++ b/bot/templates/template.docx
@@ -38,7 +38,25 @@
                 <w:sz w:val="18"/>
                 <w:szCs w:val="18"/>
               </w:rPr>
-              <w:t>{{supplier.bank_name}}</w:t>
+              <w:t>{{</w:t>
+            </w:r>
+            <w:proofErr w:type="gramStart"/>
+            <w:r>
+              <w:rPr>
+                <w:rFonts w:ascii="Arial" w:hAnsi="Arial" w:cs="Arial"/>
+                <w:sz w:val="18"/>
+                <w:szCs w:val="18"/>
+              </w:rPr>
+              <w:t>supplier.bank</w:t>
+            </w:r>
+            <w:proofErr w:type="gramEnd"/>
+            <w:r>
+              <w:rPr>
+                <w:rFonts w:ascii="Arial" w:hAnsi="Arial" w:cs="Arial"/>
+                <w:sz w:val="18"/>
+                <w:szCs w:val="18"/>
+              </w:rPr>
+              <w:t>_name}}</w:t>
             </w:r>
           </w:p>
           <w:p>
@@ -124,6 +142,7 @@
               <w:t>{{</w:t>
             </w:r>
             <w:proofErr w:type="spellStart"/>
+            <w:proofErr w:type="gramStart"/>
             <w:r>
               <w:rPr>
                 <w:rFonts w:ascii="Arial" w:hAnsi="Arial" w:cs="Arial"/>
@@ -131,9 +150,9 @@
                 <w:szCs w:val="18"/>
                 <w:lang w:val="en-US"/>
               </w:rPr>
-              <w:t>supplier.bank_bik</w:t>
-            </w:r>
-            <w:proofErr w:type="spellEnd"/>
+              <w:t>supplier.bank</w:t>
+            </w:r>
+            <w:proofErr w:type="gramEnd"/>
             <w:r>
               <w:rPr>
                 <w:rFonts w:ascii="Arial" w:hAnsi="Arial" w:cs="Arial"/>
@@ -141,31 +160,31 @@
                 <w:szCs w:val="18"/>
                 <w:lang w:val="en-US"/>
               </w:rPr>
-              <w:t>}}</w:t>
-            </w:r>
-          </w:p>
-          <w:p>
-            <w:pPr>
-              <w:tabs>
-                <w:tab w:val="left" w:pos="1440"/>
-              </w:tabs>
+              <w:t>_bik</w:t>
+            </w:r>
+            <w:proofErr w:type="spellEnd"/>
+            <w:r>
               <w:rPr>
                 <w:rFonts w:ascii="Arial" w:hAnsi="Arial" w:cs="Arial"/>
                 <w:sz w:val="18"/>
                 <w:szCs w:val="18"/>
                 <w:lang w:val="en-US"/>
               </w:rPr>
-            </w:pPr>
-            <w:r>
+              <w:t>}}</w:t>
+            </w:r>
+          </w:p>
+          <w:p>
+            <w:pPr>
+              <w:tabs>
+                <w:tab w:val="left" w:pos="1440"/>
+              </w:tabs>
               <w:rPr>
                 <w:rFonts w:ascii="Arial" w:hAnsi="Arial" w:cs="Arial"/>
                 <w:sz w:val="18"/>
                 <w:szCs w:val="18"/>
                 <w:lang w:val="en-US"/>
               </w:rPr>
-              <w:t>{{</w:t>
-            </w:r>
-            <w:proofErr w:type="spellStart"/>
+            </w:pPr>
             <w:r>
               <w:rPr>
                 <w:rFonts w:ascii="Arial" w:hAnsi="Arial" w:cs="Arial"/>
@@ -173,9 +192,10 @@
                 <w:szCs w:val="18"/>
                 <w:lang w:val="en-US"/>
               </w:rPr>
-              <w:t>supplier.bank_corr_account</w:t>
-            </w:r>
-            <w:proofErr w:type="spellEnd"/>
+              <w:t>{{</w:t>
+            </w:r>
+            <w:proofErr w:type="spellStart"/>
+            <w:proofErr w:type="gramStart"/>
             <w:r>
               <w:rPr>
                 <w:rFonts w:ascii="Arial" w:hAnsi="Arial" w:cs="Arial"/>
@@ -183,6 +203,26 @@
                 <w:szCs w:val="18"/>
                 <w:lang w:val="en-US"/>
               </w:rPr>
+              <w:t>supplier.bank</w:t>
+            </w:r>
+            <w:proofErr w:type="gramEnd"/>
+            <w:r>
+              <w:rPr>
+                <w:rFonts w:ascii="Arial" w:hAnsi="Arial" w:cs="Arial"/>
+                <w:sz w:val="18"/>
+                <w:szCs w:val="18"/>
+                <w:lang w:val="en-US"/>
+              </w:rPr>
+              <w:t>_corr_account</w:t>
+            </w:r>
+            <w:proofErr w:type="spellEnd"/>
+            <w:r>
+              <w:rPr>
+                <w:rFonts w:ascii="Arial" w:hAnsi="Arial" w:cs="Arial"/>
+                <w:sz w:val="18"/>
+                <w:szCs w:val="18"/>
+                <w:lang w:val="en-US"/>
+              </w:rPr>
               <w:t>}}</w:t>
             </w:r>
           </w:p>
@@ -281,7 +321,16 @@
                 <w:sz w:val="19"/>
                 <w:szCs w:val="19"/>
               </w:rPr>
-              <w:t xml:space="preserve">ИНН    </w:t>
+              <w:t xml:space="preserve">ИНН  </w:t>
+            </w:r>
+            <w:proofErr w:type="gramStart"/>
+            <w:r>
+              <w:rPr>
+                <w:rFonts w:ascii="Arial" w:hAnsi="Arial" w:cs="Arial"/>
+                <w:sz w:val="19"/>
+                <w:szCs w:val="19"/>
+              </w:rPr>
+              <w:t xml:space="preserve">  </w:t>
             </w:r>
             <w:r>
               <w:rPr>
@@ -295,44 +344,71 @@
                 <w:sz w:val="18"/>
                 <w:szCs w:val="18"/>
               </w:rPr>
-              <w:t>{{supplier.inn}}</w:t>
-            </w:r>
-          </w:p>
-        </w:tc>
-        <w:tc>
-          <w:tcPr>
-            <w:tcW w:w="2410" w:type="dxa"/>
-          </w:tcPr>
-          <w:p>
-            <w:pPr>
-              <w:tabs>
-                <w:tab w:val="left" w:pos="1440"/>
-              </w:tabs>
-              <w:rPr>
-                <w:rFonts w:ascii="Arial" w:hAnsi="Arial" w:cs="Arial"/>
-              </w:rPr>
-            </w:pPr>
-            <w:r>
-              <w:rPr>
-                <w:rFonts w:ascii="Arial" w:hAnsi="Arial" w:cs="Arial"/>
-                <w:sz w:val="19"/>
-                <w:szCs w:val="19"/>
-              </w:rPr>
-              <w:t xml:space="preserve">КПП    </w:t>
-            </w:r>
-            <w:r>
-              <w:rPr>
-                <w:rFonts w:ascii="Arial" w:hAnsi="Arial" w:cs="Arial"/>
-              </w:rPr>
-              <w:t xml:space="preserve"> </w:t>
-            </w:r>
+              <w:t>{</w:t>
+            </w:r>
+            <w:proofErr w:type="gramEnd"/>
             <w:r>
               <w:rPr>
                 <w:rFonts w:ascii="Arial" w:hAnsi="Arial" w:cs="Arial"/>
                 <w:sz w:val="18"/>
                 <w:szCs w:val="18"/>
               </w:rPr>
-              <w:t>{{supplier.kpp}}</w:t>
+              <w:t>{supplier.inn}}</w:t>
+            </w:r>
+          </w:p>
+        </w:tc>
+        <w:tc>
+          <w:tcPr>
+            <w:tcW w:w="2410" w:type="dxa"/>
+          </w:tcPr>
+          <w:p>
+            <w:pPr>
+              <w:tabs>
+                <w:tab w:val="left" w:pos="1440"/>
+              </w:tabs>
+              <w:rPr>
+                <w:rFonts w:ascii="Arial" w:hAnsi="Arial" w:cs="Arial"/>
+              </w:rPr>
+            </w:pPr>
+            <w:r>
+              <w:rPr>
+                <w:rFonts w:ascii="Arial" w:hAnsi="Arial" w:cs="Arial"/>
+                <w:sz w:val="19"/>
+                <w:szCs w:val="19"/>
+              </w:rPr>
+              <w:t xml:space="preserve">КПП  </w:t>
+            </w:r>
+            <w:proofErr w:type="gramStart"/>
+            <w:r>
+              <w:rPr>
+                <w:rFonts w:ascii="Arial" w:hAnsi="Arial" w:cs="Arial"/>
+                <w:sz w:val="19"/>
+                <w:szCs w:val="19"/>
+              </w:rPr>
+              <w:t xml:space="preserve">  </w:t>
+            </w:r>
+            <w:r>
+              <w:rPr>
+                <w:rFonts w:ascii="Arial" w:hAnsi="Arial" w:cs="Arial"/>
+              </w:rPr>
+              <w:t xml:space="preserve"> </w:t>
+            </w:r>
+            <w:r>
+              <w:rPr>
+                <w:rFonts w:ascii="Arial" w:hAnsi="Arial" w:cs="Arial"/>
+                <w:sz w:val="18"/>
+                <w:szCs w:val="18"/>
+              </w:rPr>
+              <w:t>{</w:t>
+            </w:r>
+            <w:proofErr w:type="gramEnd"/>
+            <w:r>
+              <w:rPr>
+                <w:rFonts w:ascii="Arial" w:hAnsi="Arial" w:cs="Arial"/>
+                <w:sz w:val="18"/>
+                <w:szCs w:val="18"/>
+              </w:rPr>
+              <w:t>{supplier.kpp}}</w:t>
             </w:r>
           </w:p>
         </w:tc>
@@ -384,7 +460,25 @@
                 <w:sz w:val="18"/>
                 <w:szCs w:val="18"/>
               </w:rPr>
-              <w:t>{{supplier.bank_account}}</w:t>
+              <w:t>{{</w:t>
+            </w:r>
+            <w:proofErr w:type="gramStart"/>
+            <w:r>
+              <w:rPr>
+                <w:rFonts w:ascii="Arial" w:hAnsi="Arial" w:cs="Arial"/>
+                <w:sz w:val="18"/>
+                <w:szCs w:val="18"/>
+              </w:rPr>
+              <w:t>supplier.bank</w:t>
+            </w:r>
+            <w:proofErr w:type="gramEnd"/>
+            <w:r>
+              <w:rPr>
+                <w:rFonts w:ascii="Arial" w:hAnsi="Arial" w:cs="Arial"/>
+                <w:sz w:val="18"/>
+                <w:szCs w:val="18"/>
+              </w:rPr>
+              <w:t>_account}}</w:t>
             </w:r>
           </w:p>
         </w:tc>
@@ -883,7 +977,29 @@
                 <w:sz w:val="19"/>
                 <w:szCs w:val="19"/>
               </w:rPr>
-              <w:t>{{supplier.full_info}}</w:t>
+              <w:t>{{</w:t>
+            </w:r>
+            <w:proofErr w:type="gramStart"/>
+            <w:r>
+              <w:rPr>
+                <w:rFonts w:ascii="Arial" w:hAnsi="Arial" w:cs="Arial"/>
+                <w:b/>
+                <w:bCs/>
+                <w:sz w:val="19"/>
+                <w:szCs w:val="19"/>
+              </w:rPr>
+              <w:t>supplier.full</w:t>
+            </w:r>
+            <w:proofErr w:type="gramEnd"/>
+            <w:r>
+              <w:rPr>
+                <w:rFonts w:ascii="Arial" w:hAnsi="Arial" w:cs="Arial"/>
+                <w:b/>
+                <w:bCs/>
+                <w:sz w:val="19"/>
+                <w:szCs w:val="19"/>
+              </w:rPr>
+              <w:t>_info}}</w:t>
             </w:r>
           </w:p>
         </w:tc>
@@ -967,7 +1083,29 @@
                 <w:sz w:val="19"/>
                 <w:szCs w:val="19"/>
               </w:rPr>
-              <w:t>{{customer.full_info}}</w:t>
+              <w:t>{{</w:t>
+            </w:r>
+            <w:proofErr w:type="gramStart"/>
+            <w:r>
+              <w:rPr>
+                <w:rFonts w:ascii="Arial" w:hAnsi="Arial" w:cs="Arial"/>
+                <w:b/>
+                <w:bCs/>
+                <w:sz w:val="19"/>
+                <w:szCs w:val="19"/>
+              </w:rPr>
+              <w:t>customer.full</w:t>
+            </w:r>
+            <w:proofErr w:type="gramEnd"/>
+            <w:r>
+              <w:rPr>
+                <w:rFonts w:ascii="Arial" w:hAnsi="Arial" w:cs="Arial"/>
+                <w:b/>
+                <w:bCs/>
+                <w:sz w:val="19"/>
+                <w:szCs w:val="19"/>
+              </w:rPr>
+              <w:t>_info}}</w:t>
             </w:r>
           </w:p>
         </w:tc>
@@ -1035,6 +1173,7 @@
               <w:t>{{</w:t>
             </w:r>
             <w:proofErr w:type="spellStart"/>
+            <w:proofErr w:type="gramStart"/>
             <w:r>
               <w:rPr>
                 <w:rFonts w:ascii="Arial" w:hAnsi="Arial" w:cs="Arial"/>
@@ -1047,6 +1186,7 @@
               <w:t>contract.number</w:t>
             </w:r>
             <w:proofErr w:type="spellEnd"/>
+            <w:proofErr w:type="gramEnd"/>
             <w:r>
               <w:rPr>
                 <w:rFonts w:ascii="Arial" w:hAnsi="Arial" w:cs="Arial"/>
@@ -1129,9 +1269,9 @@
         <w:gridCol w:w="428"/>
         <w:gridCol w:w="5034"/>
         <w:gridCol w:w="986"/>
-        <w:gridCol w:w="517"/>
-        <w:gridCol w:w="1394"/>
-        <w:gridCol w:w="1700"/>
+        <w:gridCol w:w="636"/>
+        <w:gridCol w:w="1416"/>
+        <w:gridCol w:w="1559"/>
       </w:tblGrid>
       <w:tr>
         <w:tc>
@@ -1277,7 +1417,7 @@
         </w:tc>
         <w:tc>
           <w:tcPr>
-            <w:tcW w:w="257" w:type="pct"/>
+            <w:tcW w:w="316" w:type="pct"/>
           </w:tcPr>
           <w:p>
             <w:pPr>
@@ -1308,7 +1448,7 @@
         </w:tc>
         <w:tc>
           <w:tcPr>
-            <w:tcW w:w="693" w:type="pct"/>
+            <w:tcW w:w="704" w:type="pct"/>
           </w:tcPr>
           <w:p>
             <w:pPr>
@@ -1339,7 +1479,7 @@
         </w:tc>
         <w:tc>
           <w:tcPr>
-            <w:tcW w:w="845" w:type="pct"/>
+            <w:tcW w:w="775" w:type="pct"/>
           </w:tcPr>
           <w:p>
             <w:pPr>
@@ -1439,7 +1579,7 @@
         </w:tc>
         <w:tc>
           <w:tcPr>
-            <w:tcW w:w="257" w:type="pct"/>
+            <w:tcW w:w="316" w:type="pct"/>
           </w:tcPr>
           <w:p>
             <w:pPr>
@@ -1465,7 +1605,7 @@
         </w:tc>
         <w:tc>
           <w:tcPr>
-            <w:tcW w:w="693" w:type="pct"/>
+            <w:tcW w:w="704" w:type="pct"/>
           </w:tcPr>
           <w:p>
             <w:pPr>
@@ -1490,7 +1630,7 @@
         </w:tc>
         <w:tc>
           <w:tcPr>
-            <w:tcW w:w="845" w:type="pct"/>
+            <w:tcW w:w="775" w:type="pct"/>
           </w:tcPr>
           <w:p>
             <w:pPr>
@@ -2023,7 +2163,71 @@
           <w:u w:val="single"/>
         </w:rPr>
         <w:drawing>
-          <wp:anchor distT="0" distB="0" distL="114300" distR="114300" simplePos="0" relativeHeight="251666432" behindDoc="0" locked="0" layoutInCell="1" allowOverlap="1" wp14:anchorId="21B5B621" wp14:editId="3325208E">
+          <wp:anchor distT="0" distB="0" distL="114300" distR="114300" simplePos="0" relativeHeight="251664384" behindDoc="0" locked="0" layoutInCell="1" allowOverlap="1" wp14:anchorId="0219E212" wp14:editId="259D4A77">
+            <wp:simplePos x="0" y="0"/>
+            <wp:positionH relativeFrom="column">
+              <wp:posOffset>5221605</wp:posOffset>
+            </wp:positionH>
+            <wp:positionV relativeFrom="paragraph">
+              <wp:posOffset>65405</wp:posOffset>
+            </wp:positionV>
+            <wp:extent cx="847725" cy="252095"/>
+            <wp:effectExtent l="0" t="0" r="0" b="0"/>
+            <wp:wrapNone/>
+            <wp:docPr id="23" name="Рисунок 23"/>
+            <wp:cNvGraphicFramePr>
+              <a:graphicFrameLocks xmlns:a="http://schemas.openxmlformats.org/drawingml/2006/main" noChangeAspect="1"/>
+            </wp:cNvGraphicFramePr>
+            <a:graphic xmlns:a="http://schemas.openxmlformats.org/drawingml/2006/main">
+              <a:graphicData uri="http://schemas.openxmlformats.org/drawingml/2006/picture">
+                <pic:pic xmlns:pic="http://schemas.openxmlformats.org/drawingml/2006/picture">
+                  <pic:nvPicPr>
+                    <pic:cNvPr id="21" name="Рисунок 21"/>
+                    <pic:cNvPicPr/>
+                  </pic:nvPicPr>
+                  <pic:blipFill>
+                    <a:blip r:embed="rId6" cstate="print">
+                      <a:extLst>
+                        <a:ext uri="{28A0092B-C50C-407E-A947-70E740481C1C}">
+                          <a14:useLocalDpi xmlns:a14="http://schemas.microsoft.com/office/drawing/2010/main" val="0"/>
+                        </a:ext>
+                      </a:extLst>
+                    </a:blip>
+                    <a:stretch>
+                      <a:fillRect/>
+                    </a:stretch>
+                  </pic:blipFill>
+                  <pic:spPr>
+                    <a:xfrm>
+                      <a:off x="0" y="0"/>
+                      <a:ext cx="847725" cy="252095"/>
+                    </a:xfrm>
+                    <a:prstGeom prst="rect">
+                      <a:avLst/>
+                    </a:prstGeom>
+                  </pic:spPr>
+                </pic:pic>
+              </a:graphicData>
+            </a:graphic>
+            <wp14:sizeRelH relativeFrom="margin">
+              <wp14:pctWidth>0</wp14:pctWidth>
+            </wp14:sizeRelH>
+            <wp14:sizeRelV relativeFrom="margin">
+              <wp14:pctHeight>0</wp14:pctHeight>
+            </wp14:sizeRelV>
+          </wp:anchor>
+        </w:drawing>
+      </w:r>
+      <w:r>
+        <w:rPr>
+          <w:rFonts w:ascii="Arial" w:hAnsi="Arial" w:cs="Arial"/>
+          <w:noProof/>
+          <w:sz w:val="19"/>
+          <w:szCs w:val="19"/>
+          <w:u w:val="single"/>
+        </w:rPr>
+        <w:drawing>
+          <wp:anchor distT="0" distB="0" distL="114300" distR="114300" simplePos="0" relativeHeight="251666432" behindDoc="0" locked="0" layoutInCell="1" allowOverlap="1" wp14:anchorId="21B5B621" wp14:editId="0A9FC97F">
             <wp:simplePos x="0" y="0"/>
             <wp:positionH relativeFrom="column">
               <wp:posOffset>1354455</wp:posOffset>
@@ -2078,70 +2282,6 @@
           </wp:anchor>
         </w:drawing>
       </w:r>
-      <w:r>
-        <w:rPr>
-          <w:rFonts w:ascii="Arial" w:hAnsi="Arial" w:cs="Arial"/>
-          <w:noProof/>
-          <w:sz w:val="19"/>
-          <w:szCs w:val="19"/>
-          <w:u w:val="single"/>
-        </w:rPr>
-        <w:drawing>
-          <wp:anchor distT="0" distB="0" distL="114300" distR="114300" simplePos="0" relativeHeight="251664384" behindDoc="0" locked="0" layoutInCell="1" allowOverlap="1" wp14:anchorId="0219E212" wp14:editId="74AF160C">
-            <wp:simplePos x="0" y="0"/>
-            <wp:positionH relativeFrom="column">
-              <wp:posOffset>4869180</wp:posOffset>
-            </wp:positionH>
-            <wp:positionV relativeFrom="paragraph">
-              <wp:posOffset>65405</wp:posOffset>
-            </wp:positionV>
-            <wp:extent cx="847725" cy="252095"/>
-            <wp:effectExtent l="0" t="0" r="0" b="0"/>
-            <wp:wrapNone/>
-            <wp:docPr id="23" name="Рисунок 23"/>
-            <wp:cNvGraphicFramePr>
-              <a:graphicFrameLocks xmlns:a="http://schemas.openxmlformats.org/drawingml/2006/main" noChangeAspect="1"/>
-            </wp:cNvGraphicFramePr>
-            <a:graphic xmlns:a="http://schemas.openxmlformats.org/drawingml/2006/main">
-              <a:graphicData uri="http://schemas.openxmlformats.org/drawingml/2006/picture">
-                <pic:pic xmlns:pic="http://schemas.openxmlformats.org/drawingml/2006/picture">
-                  <pic:nvPicPr>
-                    <pic:cNvPr id="21" name="Рисунок 21"/>
-                    <pic:cNvPicPr/>
-                  </pic:nvPicPr>
-                  <pic:blipFill>
-                    <a:blip r:embed="rId6" cstate="print">
-                      <a:extLst>
-                        <a:ext uri="{28A0092B-C50C-407E-A947-70E740481C1C}">
-                          <a14:useLocalDpi xmlns:a14="http://schemas.microsoft.com/office/drawing/2010/main" val="0"/>
-                        </a:ext>
-                      </a:extLst>
-                    </a:blip>
-                    <a:stretch>
-                      <a:fillRect/>
-                    </a:stretch>
-                  </pic:blipFill>
-                  <pic:spPr>
-                    <a:xfrm>
-                      <a:off x="0" y="0"/>
-                      <a:ext cx="847725" cy="252095"/>
-                    </a:xfrm>
-                    <a:prstGeom prst="rect">
-                      <a:avLst/>
-                    </a:prstGeom>
-                  </pic:spPr>
-                </pic:pic>
-              </a:graphicData>
-            </a:graphic>
-            <wp14:sizeRelH relativeFrom="margin">
-              <wp14:pctWidth>0</wp14:pctWidth>
-            </wp14:sizeRelH>
-            <wp14:sizeRelV relativeFrom="margin">
-              <wp14:pctHeight>0</wp14:pctHeight>
-            </wp14:sizeRelV>
-          </wp:anchor>
-        </w:drawing>
-      </w:r>
     </w:p>
     <w:p>
       <w:pPr>
@@ -2181,7 +2321,17 @@
           <w:szCs w:val="19"/>
           <w:u w:val="single"/>
         </w:rPr>
-        <w:t xml:space="preserve">                                                     </w:t>
+        <w:t xml:space="preserve">                                                  </w:t>
+      </w:r>
+      <w:proofErr w:type="gramStart"/>
+      <w:r>
+        <w:rPr>
+          <w:rFonts w:ascii="Arial" w:hAnsi="Arial" w:cs="Arial"/>
+          <w:sz w:val="19"/>
+          <w:szCs w:val="19"/>
+          <w:u w:val="single"/>
+        </w:rPr>
+        <w:t xml:space="preserve">   </w:t>
       </w:r>
       <w:r>
         <w:rPr>
@@ -2190,7 +2340,17 @@
           <w:szCs w:val="16"/>
           <w:u w:val="single"/>
         </w:rPr>
-        <w:t>{{supplier.director_name}}</w:t>
+        <w:t>{</w:t>
+      </w:r>
+      <w:proofErr w:type="gramEnd"/>
+      <w:r>
+        <w:rPr>
+          <w:rFonts w:ascii="Arial" w:hAnsi="Arial" w:cs="Arial"/>
+          <w:sz w:val="16"/>
+          <w:szCs w:val="16"/>
+          <w:u w:val="single"/>
+        </w:rPr>
+        <w:t>{supplier.director_name}}</w:t>
       </w:r>
       <w:r>
         <w:rPr>
@@ -2234,8 +2394,28 @@
           <w:szCs w:val="19"/>
           <w:u w:val="single"/>
         </w:rPr>
-        <w:t xml:space="preserve">                                                  _</w:t>
-      </w:r>
+        <w:t xml:space="preserve">               </w:t>
+      </w:r>
+      <w:r>
+        <w:rPr>
+          <w:rFonts w:ascii="Arial" w:hAnsi="Arial" w:cs="Arial"/>
+          <w:sz w:val="19"/>
+          <w:szCs w:val="19"/>
+          <w:u w:val="single"/>
+        </w:rPr>
+        <w:t xml:space="preserve">             </w:t>
+      </w:r>
+      <w:proofErr w:type="gramStart"/>
+      <w:r>
+        <w:rPr>
+          <w:rFonts w:ascii="Arial" w:hAnsi="Arial" w:cs="Arial"/>
+          <w:sz w:val="19"/>
+          <w:szCs w:val="19"/>
+          <w:u w:val="single"/>
+        </w:rPr>
+        <w:t xml:space="preserve">  .</w:t>
+      </w:r>
+      <w:proofErr w:type="gramEnd"/>
     </w:p>
     <w:sectPr>
       <w:pgSz w:w="11906" w:h="16838"/>
